--- a/Fichas/PI INUNDACION COSTERA.docx
+++ b/Fichas/PI INUNDACION COSTERA.docx
@@ -90,7 +90,7 @@
                 <w:lang w:eastAsia="es-ES"/>
                 <w14:ligatures w14:val="none"/>
               </w:rPr>
-              <w:t>A LA INDISPONIBILIDAD</w:t>
+              <w:t xml:space="preserve">A LA </w:t>
             </w:r>
             <w:r>
               <w:rPr>
@@ -103,7 +103,7 @@
                 <w:lang w:eastAsia="es-ES"/>
                 <w14:ligatures w14:val="none"/>
               </w:rPr>
-              <w:t xml:space="preserve"> DE FRANCOBORDO MÍNIMO OPERATIVO</w:t>
+              <w:t>INUNDACIÓN COSTERA</w:t>
             </w:r>
           </w:p>
         </w:tc>
@@ -312,32 +312,6 @@
                 <w:lang w:eastAsia="es-ES"/>
                 <w14:ligatures w14:val="none"/>
               </w:rPr>
-              <w:t xml:space="preserve">, </w:t>
-            </w:r>
-            <w:r>
-              <w:rPr>
-                <w:rFonts w:ascii="Calibri" w:eastAsia="Times New Roman" w:hAnsi="Calibri" w:cs="Calibri"/>
-                <w:b w:val="0"/>
-                <w:color w:val="FF0000"/>
-                <w:kern w:val="0"/>
-                <w:sz w:val="22"/>
-                <w:szCs w:val="22"/>
-                <w:lang w:eastAsia="es-ES"/>
-                <w14:ligatures w14:val="none"/>
-              </w:rPr>
-              <w:t>Nivel Precipitación</w:t>
-            </w:r>
-            <w:r>
-              <w:rPr>
-                <w:rFonts w:ascii="Calibri" w:eastAsia="Times New Roman" w:hAnsi="Calibri" w:cs="Calibri"/>
-                <w:b w:val="0"/>
-                <w:color w:val="000000"/>
-                <w:kern w:val="0"/>
-                <w:sz w:val="22"/>
-                <w:szCs w:val="22"/>
-                <w:lang w:eastAsia="es-ES"/>
-                <w14:ligatures w14:val="none"/>
-              </w:rPr>
               <w:t>.</w:t>
             </w:r>
           </w:p>
@@ -345,7 +319,7 @@
       </w:tr>
       <w:tr>
         <w:trPr>
-          <w:trHeight w:val="696"/>
+          <w:trHeight w:val="663"/>
           <w:jc w:val="center"/>
         </w:trPr>
         <w:tc>
@@ -493,49 +467,20 @@
                 <w:lang w:eastAsia="es-ES"/>
                 <w14:ligatures w14:val="none"/>
               </w:rPr>
-              <w:t>) y francobordo mínimo operativo (</w:t>
-            </w:r>
-            <w:proofErr w:type="spellStart"/>
-            <w:r>
-              <w:rPr>
-                <w:rFonts w:ascii="Calibri" w:eastAsia="Times New Roman" w:hAnsi="Calibri" w:cs="Calibri"/>
-                <w:b w:val="0"/>
-                <w:color w:val="000000"/>
-                <w:kern w:val="0"/>
-                <w:sz w:val="22"/>
-                <w:szCs w:val="22"/>
-                <w:lang w:eastAsia="es-ES"/>
-                <w14:ligatures w14:val="none"/>
-              </w:rPr>
-              <w:t>F</w:t>
-            </w:r>
-            <w:r>
-              <w:rPr>
-                <w:rFonts w:ascii="Calibri" w:eastAsia="Times New Roman" w:hAnsi="Calibri" w:cs="Calibri"/>
-                <w:b w:val="0"/>
-                <w:color w:val="000000"/>
-                <w:kern w:val="0"/>
-                <w:sz w:val="22"/>
-                <w:szCs w:val="22"/>
-                <w:vertAlign w:val="subscript"/>
-                <w:lang w:eastAsia="es-ES"/>
-                <w14:ligatures w14:val="none"/>
-              </w:rPr>
-              <w:t>min,op</w:t>
-            </w:r>
-            <w:proofErr w:type="spellEnd"/>
-            <w:r>
-              <w:rPr>
-                <w:rFonts w:ascii="Calibri" w:eastAsia="Times New Roman" w:hAnsi="Calibri" w:cs="Calibri"/>
-                <w:b w:val="0"/>
-                <w:color w:val="000000"/>
-                <w:kern w:val="0"/>
-                <w:sz w:val="22"/>
-                <w:szCs w:val="22"/>
-                <w:lang w:eastAsia="es-ES"/>
-                <w14:ligatures w14:val="none"/>
-              </w:rPr>
-              <w:t>). ​</w:t>
+              <w:t>)</w:t>
+            </w:r>
+            <w:r>
+              <w:rPr>
+                <w:rFonts w:ascii="Calibri" w:eastAsia="Times New Roman" w:hAnsi="Calibri" w:cs="Calibri"/>
+                <w:b w:val="0"/>
+                <w:color w:val="000000"/>
+                <w:kern w:val="0"/>
+                <w:sz w:val="22"/>
+                <w:szCs w:val="22"/>
+                <w:lang w:eastAsia="es-ES"/>
+                <w14:ligatures w14:val="none"/>
+              </w:rPr>
+              <w:t>.</w:t>
             </w:r>
           </w:p>
         </w:tc>
@@ -726,14 +671,14 @@
               <w:rPr>
                 <w:rFonts w:ascii="Calibri" w:eastAsia="Times New Roman" w:hAnsi="Calibri" w:cs="Calibri"/>
                 <w:b w:val="0"/>
-                <w:color w:val="000000"/>
-                <w:kern w:val="0"/>
-                <w:sz w:val="22"/>
-                <w:szCs w:val="22"/>
-                <w:lang w:eastAsia="es-ES"/>
-                <w14:ligatures w14:val="none"/>
-              </w:rPr>
-              <w:t>Francobordo mínimo operativo.</w:t>
+                <w:color w:val="FF0000"/>
+                <w:kern w:val="0"/>
+                <w:sz w:val="22"/>
+                <w:szCs w:val="22"/>
+                <w:lang w:eastAsia="es-ES"/>
+                <w14:ligatures w14:val="none"/>
+              </w:rPr>
+              <w:t xml:space="preserve">Inundación </w:t>
             </w:r>
           </w:p>
         </w:tc>
@@ -832,7 +777,20 @@
                 <w:lang w:eastAsia="es-ES"/>
                 <w14:ligatures w14:val="none"/>
               </w:rPr>
-              <w:t>Número de horas al año en las que el francobordo disponible del muelle es inferior al francobordo mínimo operativo</w:t>
+              <w:t xml:space="preserve">Número de horas al año en las que </w:t>
+            </w:r>
+            <w:r>
+              <w:rPr>
+                <w:rFonts w:ascii="Calibri" w:eastAsia="Times New Roman" w:hAnsi="Calibri" w:cs="Calibri"/>
+                <w:b w:val="0"/>
+                <w:color w:val="FF0000"/>
+                <w:kern w:val="0"/>
+                <w:sz w:val="22"/>
+                <w:szCs w:val="22"/>
+                <w:lang w:eastAsia="es-ES"/>
+                <w14:ligatures w14:val="none"/>
+              </w:rPr>
+              <w:t>se supera la cota del muelle</w:t>
             </w:r>
             <w:r>
               <w:rPr>
@@ -958,7 +916,7 @@
                 <w:lang w:eastAsia="es-ES"/>
                 <w14:ligatures w14:val="none"/>
               </w:rPr>
-              <w:t>Reducción de francobordo por TWL</w:t>
+              <w:t xml:space="preserve">Inundación costera </w:t>
             </w:r>
           </w:p>
         </w:tc>
@@ -2015,26 +1973,17 @@
     <w:p/>
     <w:p/>
     <w:p/>
-    <w:p/>
-    <w:p/>
-    <w:p/>
-    <w:p/>
     <w:p>
       <w:r>
         <w:rPr>
           <w:noProof/>
         </w:rPr>
+        <w:lastRenderedPageBreak/>
         <w:drawing>
-          <wp:inline distT="0" distB="0" distL="0" distR="0" wp14:anchorId="1AB6D573" wp14:editId="4B3C47D2">
-            <wp:extent cx="5400040" cy="3613150"/>
-            <wp:effectExtent l="0" t="0" r="0" b="6350"/>
-            <wp:docPr id="6" name="Imagen 5">
-              <a:extLst xmlns:a="http://schemas.openxmlformats.org/drawingml/2006/main">
-                <a:ext uri="{FF2B5EF4-FFF2-40B4-BE49-F238E27FC236}">
-                  <a16:creationId xmlns:a16="http://schemas.microsoft.com/office/drawing/2014/main" id="{4DA98B3D-E9D1-43E5-0DFE-931ADCFD6450}"/>
-                </a:ext>
-              </a:extLst>
-            </wp:docPr>
+          <wp:inline distT="0" distB="0" distL="0" distR="0" wp14:anchorId="2CE05EF5" wp14:editId="4A58D6B4">
+            <wp:extent cx="5400040" cy="2235200"/>
+            <wp:effectExtent l="0" t="0" r="0" b="0"/>
+            <wp:docPr id="1" name="Imagen 1"/>
             <wp:cNvGraphicFramePr>
               <a:graphicFrameLocks xmlns:a="http://schemas.openxmlformats.org/drawingml/2006/main" noChangeAspect="1"/>
             </wp:cNvGraphicFramePr>
@@ -2042,16 +1991,8 @@
               <a:graphicData uri="http://schemas.openxmlformats.org/drawingml/2006/picture">
                 <pic:pic xmlns:pic="http://schemas.openxmlformats.org/drawingml/2006/picture">
                   <pic:nvPicPr>
-                    <pic:cNvPr id="6" name="Imagen 5">
-                      <a:extLst>
-                        <a:ext uri="{FF2B5EF4-FFF2-40B4-BE49-F238E27FC236}">
-                          <a16:creationId xmlns:a16="http://schemas.microsoft.com/office/drawing/2014/main" id="{4DA98B3D-E9D1-43E5-0DFE-931ADCFD6450}"/>
-                        </a:ext>
-                      </a:extLst>
-                    </pic:cNvPr>
-                    <pic:cNvPicPr>
-                      <a:picLocks noChangeAspect="1"/>
-                    </pic:cNvPicPr>
+                    <pic:cNvPr id="1" name=""/>
+                    <pic:cNvPicPr/>
                   </pic:nvPicPr>
                   <pic:blipFill>
                     <a:blip r:embed="rId5"/>
@@ -2062,7 +2003,7 @@
                   <pic:spPr>
                     <a:xfrm>
                       <a:off x="0" y="0"/>
-                      <a:ext cx="5400040" cy="3613150"/>
+                      <a:ext cx="5400040" cy="2235200"/>
                     </a:xfrm>
                     <a:prstGeom prst="rect">
                       <a:avLst/>
@@ -2075,6 +2016,10 @@
         </w:drawing>
       </w:r>
     </w:p>
+    <w:p/>
+    <w:p/>
+    <w:p/>
+    <w:p/>
     <w:sectPr>
       <w:pgSz w:w="11906" w:h="16838"/>
       <w:pgMar w:top="1417" w:right="1701" w:bottom="1417" w:left="1701" w:header="708" w:footer="708" w:gutter="0"/>
